--- a/Документация практика/Приложение Г.docx
+++ b/Документация практика/Приложение Г.docx
@@ -2208,7 +2208,23 @@
                 <w:bCs/>
                 <w:color w:val="000000" w:themeColor="text1"/>
               </w:rPr>
-              <w:t>Ручная вёрстка. Проверка формы «Оптовый прайс на почту»</w:t>
+              <w:t>Ручная вёрстка. Проверка формы «</w:t>
+            </w:r>
+            <w:r>
+              <w:rPr>
+                <w:b/>
+                <w:bCs/>
+                <w:color w:val="000000" w:themeColor="text1"/>
+              </w:rPr>
+              <w:t>Бренды</w:t>
+            </w:r>
+            <w:r>
+              <w:rPr>
+                <w:b/>
+                <w:bCs/>
+                <w:color w:val="000000" w:themeColor="text1"/>
+              </w:rPr>
+              <w:t>»</w:t>
             </w:r>
             <w:r>
               <w:rPr>
